--- a/Labs/Lab_5/lab_5.docx
+++ b/Labs/Lab_5/lab_5.docx
@@ -23,7 +23,7 @@
         <w:pStyle w:val="Date"/>
       </w:pPr>
       <w:r>
-        <w:t xml:space="preserve">2026-03-26</w:t>
+        <w:t xml:space="preserve">2026-04-18</w:t>
       </w:r>
     </w:p>
     <w:sdt>
@@ -45,7 +45,7 @@
         <w:p>
           <w:r>
             <w:fldChar w:fldCharType="begin" w:dirty="true"/>
-            <w:instrText xml:space="preserve">TOC \o "1-2" \h \z \u</w:instrText>
+            <w:instrText xml:space="preserve">TOC \o "1-3" \h \z \u</w:instrText>
             <w:fldChar w:fldCharType="separate"/>
             <w:fldChar w:fldCharType="end"/>
           </w:r>
@@ -305,14 +305,6 @@
     <w:p>
       <w:pPr>
         <w:pStyle w:val="FirstParagraph"/>
-      </w:pPr>
-      <w:r>
-        <w:t xml:space="preserve">If you get errors refer to the instructions for handling errors in Lab 3. (I will not repeat them here as some people were running them when they had no errors.)</w:t>
-      </w:r>
-    </w:p>
-    <w:p>
-      <w:pPr>
-        <w:pStyle w:val="BodyText"/>
       </w:pPr>
       <w:r>
         <w:t xml:space="preserve">Now, let's create a new R script file for this lab. You can do this by going to File &gt; New File &gt; R Script. Save the new file in your My_Labs folder with the name lab_8.R. (If you named your folder something different, just save it there.)</w:t>
@@ -870,37 +862,37 @@
         <w:rPr>
           <w:rStyle w:val="VerbatimChar"/>
         </w:rPr>
-        <w:t xml:space="preserve">z_crit_lower &lt;- qnorm(alpha / 2)        # about -1.96</w:t>
-      </w:r>
-      <w:r>
-        <w:br/>
-      </w:r>
-      <w:r>
-        <w:rPr>
-          <w:rStyle w:val="VerbatimChar"/>
-        </w:rPr>
-        <w:t xml:space="preserve">z_crit_upper &lt;- qnorm(1 - alpha / 2)    # about  1.96</w:t>
-      </w:r>
-      <w:r>
-        <w:br/>
-      </w:r>
-      <w:r>
-        <w:br/>
-      </w:r>
-      <w:r>
-        <w:rPr>
-          <w:rStyle w:val="VerbatimChar"/>
-        </w:rPr>
-        <w:t xml:space="preserve">z_crit_lower</w:t>
-      </w:r>
-      <w:r>
-        <w:br/>
-      </w:r>
-      <w:r>
-        <w:rPr>
-          <w:rStyle w:val="VerbatimChar"/>
-        </w:rPr>
-        <w:t xml:space="preserve">z_crit_upper</w:t>
+        <w:t xml:space="preserve">alpha &lt;- 0.05</w:t>
+      </w:r>
+      <w:r>
+        <w:br/>
+      </w:r>
+      <w:r>
+        <w:rPr>
+          <w:rStyle w:val="VerbatimChar"/>
+        </w:rPr>
+        <w:t xml:space="preserve">z_crit &lt;- qnorm(1 - alpha/2)  # 1.959964</w:t>
+      </w:r>
+      <w:r>
+        <w:br/>
+      </w:r>
+      <w:r>
+        <w:rPr>
+          <w:rStyle w:val="VerbatimChar"/>
+        </w:rPr>
+        <w:t xml:space="preserve">crit_values &lt;- c(-z_crit, z_crit)       </w:t>
+      </w:r>
+      <w:r>
+        <w:br/>
+      </w:r>
+      <w:r>
+        <w:br/>
+      </w:r>
+      <w:r>
+        <w:rPr>
+          <w:rStyle w:val="VerbatimChar"/>
+        </w:rPr>
+        <w:t xml:space="preserve">crit_values</w:t>
       </w:r>
     </w:p>
     <w:p>
@@ -1414,7 +1406,7 @@
       </w:r>
     </w:p>
     <w:bookmarkEnd w:id="30"/>
-    <w:bookmarkStart w:id="41" w:name="step-1-load-and-inspect-the-data"/>
+    <w:bookmarkStart w:id="42" w:name="step-1-load-and-inspect-the-data"/>
     <w:p>
       <w:pPr>
         <w:pStyle w:val="Heading1"/>
@@ -3483,7 +3475,76 @@
     </w:p>
     <w:bookmarkEnd w:id="39"/>
     <w:bookmarkEnd w:id="40"/>
+    <w:bookmarkStart w:id="41" w:name="authorship-and-license"/>
+    <w:p>
+      <w:pPr>
+        <w:pStyle w:val="Heading2"/>
+      </w:pPr>
+      <w:r>
+        <w:t xml:space="preserve">4.7 Authorship and License</w:t>
+      </w:r>
+    </w:p>
+    <w:p>
+      <w:pPr>
+        <w:pStyle w:val="Compact"/>
+        <w:numPr>
+          <w:ilvl w:val="0"/>
+          <w:numId w:val="1017"/>
+        </w:numPr>
+      </w:pPr>
+      <w:r>
+        <w:t xml:space="preserve">Author: Tom Hanna</w:t>
+      </w:r>
+    </w:p>
+    <w:p>
+      <w:pPr>
+        <w:pStyle w:val="Compact"/>
+        <w:numPr>
+          <w:ilvl w:val="0"/>
+          <w:numId w:val="1017"/>
+        </w:numPr>
+      </w:pPr>
+      <w:r>
+        <w:t xml:space="preserve">Website:</w:t>
+      </w:r>
+      <w:r>
+        <w:t xml:space="preserve"> </w:t>
+      </w:r>
+      <w:r>
+        <w:t xml:space="preserve">tomhanna.me</w:t>
+      </w:r>
+    </w:p>
+    <w:p>
+      <w:pPr>
+        <w:pStyle w:val="Compact"/>
+        <w:numPr>
+          <w:ilvl w:val="0"/>
+          <w:numId w:val="1017"/>
+        </w:numPr>
+      </w:pPr>
+      <w:r>
+        <w:t xml:space="preserve">License: This work is licensed under a</w:t>
+      </w:r>
+      <w:r>
+        <w:t xml:space="preserve"> </w:t>
+      </w:r>
+      <w:r>
+        <w:t xml:space="preserve">Creative Commons Attribution-NonCommercial-ShareAlike 4.0 International License.</w:t>
+      </w:r>
+    </w:p>
+    <w:p>
+      <w:pPr>
+        <w:pStyle w:val="FirstParagraph"/>
+      </w:pPr>
+      <w:r>
+        <w:t xml:space="preserve"> </w:t>
+      </w:r>
+      <w:r>
+        <w:t xml:space="preserve"> </w:t>
+      </w:r>
+    </w:p>
     <w:bookmarkEnd w:id="41"/>
+    <w:bookmarkEnd w:id="42"/>
     <w:sectPr>
       <w:footnotePr>
         <w:numRestart w:val="eachSect"/>
@@ -3995,6 +4056,9 @@
     <w:abstractNumId w:val="991"/>
   </w:num>
   <w:num w:numId="1016">
+    <w:abstractNumId w:val="991"/>
+  </w:num>
+  <w:num w:numId="1017">
     <w:abstractNumId w:val="991"/>
   </w:num>
 </w:numbering>
